--- a/Datacenter.docx
+++ b/Datacenter.docx
@@ -36,15 +36,7 @@
         <w:ind w:left="720"/>
       </w:pPr>
       <w:r>
-        <w:t xml:space="preserve">Es soll ein kleines Datacenter aufgebaut werden. Als Basishardware stehen je 1 HL DL 165 g7 für jede Gruppe zur Verfügung. Die Hardware hat 300GB Festplatte und 96GB RAM mit 2x 8-Kernen </w:t>
-      </w:r>
-      <w:proofErr w:type="spellStart"/>
-      <w:r>
-        <w:t>Opterons</w:t>
-      </w:r>
-      <w:proofErr w:type="spellEnd"/>
-      <w:r>
-        <w:t>.</w:t>
+        <w:t>Es soll ein kleines Datacenter aufgebaut werden. Als Basishardware stehen je 1 HL DL 165 g7 für jede Gruppe zur Verfügung. Die Hardware hat 300GB Festplatte und 96GB RAM mit 2x 8-Kernen Opterons.</w:t>
       </w:r>
     </w:p>
     <w:p>
@@ -65,23 +57,7 @@
         <w:ind w:left="720"/>
       </w:pPr>
       <w:r>
-        <w:t xml:space="preserve">Die Server sind </w:t>
-      </w:r>
-      <w:proofErr w:type="spellStart"/>
-      <w:r>
-        <w:t>it</w:t>
-      </w:r>
-      <w:proofErr w:type="spellEnd"/>
-      <w:r>
-        <w:t xml:space="preserve"> </w:t>
-      </w:r>
-      <w:proofErr w:type="spellStart"/>
-      <w:r>
-        <w:t>QEmu</w:t>
-      </w:r>
-      <w:proofErr w:type="spellEnd"/>
-      <w:r>
-        <w:t xml:space="preserve"> und Cockpit ausgerüstet und sind derzeit wie folgt erreichbar:</w:t>
+        <w:t>Die Server sind it QEmu und Cockpit ausgerüstet und sind derzeit wie folgt erreichbar:</w:t>
       </w:r>
     </w:p>
     <w:p>
@@ -275,34 +251,10 @@
         <w:ind w:left="720"/>
       </w:pPr>
       <w:r>
-        <w:t>Das installierte Betriebssystem ist derzeit Debian 12 (</w:t>
-      </w:r>
-      <w:proofErr w:type="spellStart"/>
-      <w:r>
-        <w:t>Bookworm</w:t>
-      </w:r>
-      <w:proofErr w:type="spellEnd"/>
-      <w:r>
-        <w:t>)</w:t>
-      </w:r>
-      <w:r>
-        <w:t>, mit Cockpit (incl. Cockpit-</w:t>
-      </w:r>
-      <w:proofErr w:type="spellStart"/>
-      <w:r>
-        <w:t>maschines</w:t>
-      </w:r>
-      <w:proofErr w:type="spellEnd"/>
-      <w:r>
-        <w:t xml:space="preserve">) und </w:t>
-      </w:r>
-      <w:proofErr w:type="spellStart"/>
-      <w:r>
-        <w:t>qemu</w:t>
-      </w:r>
-      <w:proofErr w:type="spellEnd"/>
-      <w:r>
-        <w:t>.</w:t>
+        <w:t>Das installierte Betriebssystem ist derzeit Debian 12 (Bookworm)</w:t>
+      </w:r>
+      <w:r>
+        <w:t>, mit Cockpit (incl. Cockpit-maschines) und qemu.</w:t>
       </w:r>
     </w:p>
     <w:p>
@@ -360,6 +312,7 @@
       <w:r>
         <w:rPr>
           <w:noProof/>
+          <w:lang w:val="de-AT" w:eastAsia="de-AT"/>
         </w:rPr>
         <w:drawing>
           <wp:inline distT="0" distB="0" distL="0" distR="0" wp14:anchorId="1945B63A" wp14:editId="3E94E660">
@@ -485,18 +438,8 @@
           <w:rFonts w:ascii="Helvetica" w:hAnsi="Helvetica" w:cs="Helvetica"/>
           <w:color w:val="333333"/>
         </w:rPr>
-        <w:t xml:space="preserve">Netzwerk </w:t>
-      </w:r>
-      <w:proofErr w:type="spellStart"/>
-      <w:r>
-        <w:rPr>
-          <w:rStyle w:val="md-plain"/>
-          <w:rFonts w:ascii="Helvetica" w:hAnsi="Helvetica" w:cs="Helvetica"/>
-          <w:color w:val="333333"/>
-        </w:rPr>
-        <w:t>konfiguration</w:t>
-      </w:r>
-      <w:proofErr w:type="spellEnd"/>
+        <w:t>Netzwerk konfiguration</w:t>
+      </w:r>
     </w:p>
     <w:p>
       <w:pPr>
@@ -578,43 +521,7 @@
           <w:rFonts w:ascii="Helvetica" w:hAnsi="Helvetica" w:cs="Helvetica"/>
           <w:color w:val="333333"/>
         </w:rPr>
-        <w:t xml:space="preserve"> wird </w:t>
-      </w:r>
-      <w:proofErr w:type="spellStart"/>
-      <w:r>
-        <w:rPr>
-          <w:rStyle w:val="md-plain"/>
-          <w:rFonts w:ascii="Helvetica" w:hAnsi="Helvetica" w:cs="Helvetica"/>
-          <w:color w:val="333333"/>
-        </w:rPr>
-        <w:t>kubernetes</w:t>
-      </w:r>
-      <w:proofErr w:type="spellEnd"/>
-      <w:r>
-        <w:rPr>
-          <w:rStyle w:val="md-plain"/>
-          <w:rFonts w:ascii="Helvetica" w:hAnsi="Helvetica" w:cs="Helvetica"/>
-          <w:color w:val="333333"/>
-        </w:rPr>
-        <w:t xml:space="preserve"> installiert. </w:t>
-      </w:r>
-      <w:proofErr w:type="gramStart"/>
-      <w:r>
-        <w:rPr>
-          <w:rStyle w:val="md-plain"/>
-          <w:rFonts w:ascii="Helvetica" w:hAnsi="Helvetica" w:cs="Helvetica"/>
-          <w:color w:val="333333"/>
-        </w:rPr>
-        <w:t>( An</w:t>
-      </w:r>
-      <w:proofErr w:type="gramEnd"/>
-      <w:r>
-        <w:rPr>
-          <w:rStyle w:val="md-plain"/>
-          <w:rFonts w:ascii="Helvetica" w:hAnsi="Helvetica" w:cs="Helvetica"/>
-          <w:color w:val="333333"/>
-        </w:rPr>
-        <w:t xml:space="preserve"> Stelle von _ ist jeweils die Nummer des Teams e.g. 1, 2, 3, 4 einzusetzen):</w:t>
+        <w:t xml:space="preserve"> wird kubernetes installiert. ( An Stelle von _ ist jeweils die Nummer des Teams e.g. 1, 2, 3, 4 einzusetzen):</w:t>
       </w:r>
     </w:p>
     <w:p>
@@ -629,23 +536,13 @@
           <w:color w:val="333333"/>
         </w:rPr>
       </w:pPr>
-      <w:proofErr w:type="spellStart"/>
       <w:r>
         <w:rPr>
           <w:rStyle w:val="md-plain"/>
           <w:rFonts w:ascii="Helvetica" w:hAnsi="Helvetica" w:cs="Helvetica"/>
           <w:color w:val="333333"/>
         </w:rPr>
-        <w:t>docker-ce</w:t>
-      </w:r>
-      <w:proofErr w:type="spellEnd"/>
-      <w:r>
-        <w:rPr>
-          <w:rStyle w:val="md-plain"/>
-          <w:rFonts w:ascii="Helvetica" w:hAnsi="Helvetica" w:cs="Helvetica"/>
-          <w:color w:val="333333"/>
-        </w:rPr>
-        <w:t xml:space="preserve"> (Community Version von Docker, nicht Debian)</w:t>
+        <w:t>docker-ce (Community Version von Docker, nicht Debian)</w:t>
       </w:r>
     </w:p>
     <w:p>
@@ -668,7 +565,6 @@
         </w:rPr>
         <w:t xml:space="preserve">Installieren </w:t>
       </w:r>
-      <w:proofErr w:type="spellStart"/>
       <w:r>
         <w:rPr>
           <w:rStyle w:val="md-plain"/>
@@ -679,7 +575,6 @@
         </w:rPr>
         <w:t>Kubelet</w:t>
       </w:r>
-      <w:proofErr w:type="spellEnd"/>
       <w:r>
         <w:rPr>
           <w:rStyle w:val="md-plain"/>
@@ -696,9 +591,16 @@
           <w:iCs/>
           <w:color w:val="333333"/>
         </w:rPr>
-        <w:t>Kube-</w:t>
-      </w:r>
-      <w:proofErr w:type="spellStart"/>
+        <w:t>Kube-ctl</w:t>
+      </w:r>
+      <w:r>
+        <w:rPr>
+          <w:rStyle w:val="md-plain"/>
+          <w:rFonts w:ascii="Helvetica" w:hAnsi="Helvetica" w:cs="Helvetica"/>
+          <w:color w:val="333333"/>
+        </w:rPr>
+        <w:t xml:space="preserve">, </w:t>
+      </w:r>
       <w:r>
         <w:rPr>
           <w:rStyle w:val="md-plain"/>
@@ -707,16 +609,25 @@
           <w:iCs/>
           <w:color w:val="333333"/>
         </w:rPr>
-        <w:t>ctl</w:t>
-      </w:r>
-      <w:proofErr w:type="spellEnd"/>
+        <w:t>Kube-admin</w:t>
+      </w:r>
+    </w:p>
+    <w:p>
+      <w:pPr>
+        <w:pStyle w:val="md-end-block"/>
+        <w:spacing w:before="192" w:beforeAutospacing="0" w:after="192" w:afterAutospacing="0"/>
+        <w:rPr>
+          <w:rFonts w:ascii="Helvetica" w:hAnsi="Helvetica" w:cs="Helvetica"/>
+          <w:color w:val="333333"/>
+        </w:rPr>
+      </w:pPr>
       <w:r>
         <w:rPr>
           <w:rStyle w:val="md-plain"/>
           <w:rFonts w:ascii="Helvetica" w:hAnsi="Helvetica" w:cs="Helvetica"/>
           <w:color w:val="333333"/>
         </w:rPr>
-        <w:t xml:space="preserve">, </w:t>
+        <w:t xml:space="preserve">Eine Beschreibung wie </w:t>
       </w:r>
       <w:r>
         <w:rPr>
@@ -726,60 +637,17 @@
           <w:iCs/>
           <w:color w:val="333333"/>
         </w:rPr>
-        <w:t>Kube-</w:t>
-      </w:r>
-      <w:proofErr w:type="spellStart"/>
-      <w:r>
-        <w:rPr>
-          <w:rStyle w:val="md-plain"/>
-          <w:rFonts w:ascii="Helvetica" w:hAnsi="Helvetica" w:cs="Helvetica"/>
-          <w:i/>
-          <w:iCs/>
-          <w:color w:val="333333"/>
-        </w:rPr>
-        <w:t>admin</w:t>
-      </w:r>
-      <w:proofErr w:type="spellEnd"/>
-    </w:p>
-    <w:p>
-      <w:pPr>
-        <w:pStyle w:val="md-end-block"/>
-        <w:spacing w:before="192" w:beforeAutospacing="0" w:after="192" w:afterAutospacing="0"/>
-        <w:rPr>
-          <w:rFonts w:ascii="Helvetica" w:hAnsi="Helvetica" w:cs="Helvetica"/>
-          <w:color w:val="333333"/>
-        </w:rPr>
-      </w:pPr>
+        <w:t>kubernetes</w:t>
+      </w:r>
       <w:r>
         <w:rPr>
           <w:rStyle w:val="md-plain"/>
           <w:rFonts w:ascii="Helvetica" w:hAnsi="Helvetica" w:cs="Helvetica"/>
           <w:color w:val="333333"/>
         </w:rPr>
-        <w:t xml:space="preserve">Eine Beschreibung wie </w:t>
-      </w:r>
-      <w:proofErr w:type="spellStart"/>
-      <w:r>
-        <w:rPr>
-          <w:rStyle w:val="md-plain"/>
-          <w:rFonts w:ascii="Helvetica" w:hAnsi="Helvetica" w:cs="Helvetica"/>
-          <w:i/>
-          <w:iCs/>
-          <w:color w:val="333333"/>
-        </w:rPr>
-        <w:t>kubernetes</w:t>
-      </w:r>
-      <w:proofErr w:type="spellEnd"/>
-      <w:r>
-        <w:rPr>
-          <w:rStyle w:val="md-plain"/>
-          <w:rFonts w:ascii="Helvetica" w:hAnsi="Helvetica" w:cs="Helvetica"/>
-          <w:color w:val="333333"/>
-        </w:rPr>
         <w:t xml:space="preserve"> installiert und konfiguriert wird, befindet sich auf </w:t>
       </w:r>
       <w:hyperlink r:id="rId8" w:history="1">
-        <w:proofErr w:type="spellStart"/>
         <w:r>
           <w:rPr>
             <w:rStyle w:val="md-plain"/>
@@ -787,17 +655,7 @@
             <w:color w:val="4183C4"/>
             <w:u w:val="single"/>
           </w:rPr>
-          <w:t>Kubernetes</w:t>
-        </w:r>
-        <w:proofErr w:type="spellEnd"/>
-        <w:r>
-          <w:rPr>
-            <w:rStyle w:val="md-plain"/>
-            <w:rFonts w:ascii="Helvetica" w:hAnsi="Helvetica" w:cs="Helvetica"/>
-            <w:color w:val="4183C4"/>
-            <w:u w:val="single"/>
-          </w:rPr>
-          <w:t xml:space="preserve"> Installation</w:t>
+          <w:t>Kubernetes Installation</w:t>
         </w:r>
       </w:hyperlink>
       <w:r>
@@ -916,43 +774,7 @@
           <w:rFonts w:ascii="Helvetica" w:hAnsi="Helvetica" w:cs="Helvetica"/>
           <w:color w:val="333333"/>
         </w:rPr>
-        <w:t xml:space="preserve">Diese Software Komponenten können als VMs (QEMU) oder Container bereitgestellt werden. TIP: Es gibt ein </w:t>
-      </w:r>
-      <w:proofErr w:type="spellStart"/>
-      <w:r>
-        <w:rPr>
-          <w:rStyle w:val="md-plain"/>
-          <w:rFonts w:ascii="Helvetica" w:hAnsi="Helvetica" w:cs="Helvetica"/>
-          <w:color w:val="333333"/>
-        </w:rPr>
-        <w:t>Plugin</w:t>
-      </w:r>
-      <w:proofErr w:type="spellEnd"/>
-      <w:r>
-        <w:rPr>
-          <w:rStyle w:val="md-plain"/>
-          <w:rFonts w:ascii="Helvetica" w:hAnsi="Helvetica" w:cs="Helvetica"/>
-          <w:color w:val="333333"/>
-        </w:rPr>
-        <w:t xml:space="preserve"> für </w:t>
-      </w:r>
-      <w:proofErr w:type="spellStart"/>
-      <w:r>
-        <w:rPr>
-          <w:rStyle w:val="md-plain"/>
-          <w:rFonts w:ascii="Helvetica" w:hAnsi="Helvetica" w:cs="Helvetica"/>
-          <w:color w:val="333333"/>
-        </w:rPr>
-        <w:t>Portainer</w:t>
-      </w:r>
-      <w:proofErr w:type="spellEnd"/>
-      <w:r>
-        <w:rPr>
-          <w:rStyle w:val="md-plain"/>
-          <w:rFonts w:ascii="Helvetica" w:hAnsi="Helvetica" w:cs="Helvetica"/>
-          <w:color w:val="333333"/>
-        </w:rPr>
-        <w:t xml:space="preserve"> und Cockpit.</w:t>
+        <w:t>Diese Software Komponenten können als VMs (QEMU) oder Container bereitgestellt werden. TIP: Es gibt ein Plugin für Portainer und Cockpit.</w:t>
       </w:r>
     </w:p>
     <w:p>
@@ -980,8 +802,6 @@
       <w:r>
         <w:t>Durchführung</w:t>
       </w:r>
-      <w:bookmarkStart w:id="0" w:name="_GoBack"/>
-      <w:bookmarkEnd w:id="0"/>
     </w:p>
     <w:p>
       <w:pPr>
@@ -1018,23 +838,7 @@
         <w:ind w:left="720"/>
       </w:pPr>
       <w:r>
-        <w:t xml:space="preserve">Es sind 3 Linux VMs zu installieren, jeweils mit Docker installiert. Jede dieser VMs soll als </w:t>
-      </w:r>
-      <w:proofErr w:type="spellStart"/>
-      <w:r>
-        <w:t>Kubernetes</w:t>
-      </w:r>
-      <w:proofErr w:type="spellEnd"/>
-      <w:r>
-        <w:t xml:space="preserve"> </w:t>
-      </w:r>
-      <w:proofErr w:type="spellStart"/>
-      <w:r>
-        <w:t>Node</w:t>
-      </w:r>
-      <w:proofErr w:type="spellEnd"/>
-      <w:r>
-        <w:t xml:space="preserve"> laufen.</w:t>
+        <w:t>Es sind 3 Linux VMs zu installieren, jeweils mit Docker installiert. Jede dieser VMs soll als Kubernetes Node laufen.</w:t>
       </w:r>
     </w:p>
     <w:p>
@@ -1062,23 +866,10 @@
         <w:t>An dieser Stelle sollen jedes Team entscheiden, ob die Software mit Docker</w:t>
       </w:r>
       <w:r>
-        <w:t>/</w:t>
-      </w:r>
-      <w:proofErr w:type="spellStart"/>
-      <w:r>
-        <w:t>Podman</w:t>
-      </w:r>
-      <w:proofErr w:type="spellEnd"/>
-      <w:r>
-        <w:t xml:space="preserve"> oder </w:t>
-      </w:r>
-      <w:proofErr w:type="spellStart"/>
-      <w:r>
-        <w:t>QEmu</w:t>
-      </w:r>
-      <w:proofErr w:type="spellEnd"/>
-      <w:r>
-        <w:t xml:space="preserve"> installiert wird.</w:t>
+        <w:t>/Podman</w:t>
+      </w:r>
+      <w:r>
+        <w:t xml:space="preserve"> oder QEmu installiert wird.</w:t>
       </w:r>
     </w:p>
     <w:p>
@@ -1105,15 +896,7 @@
       </w:r>
       <w:r>
         <w:tab/>
-        <w:t xml:space="preserve">Steuerung der </w:t>
-      </w:r>
-      <w:proofErr w:type="spellStart"/>
-      <w:r>
-        <w:t>Containervirtualisierung</w:t>
-      </w:r>
-      <w:proofErr w:type="spellEnd"/>
-      <w:r>
-        <w:t xml:space="preserve"> (max. 3 Hosts)</w:t>
+        <w:t>Steuerung der Containervirtualisierung (max. 3 Hosts)</w:t>
       </w:r>
     </w:p>
     <w:p>
@@ -1151,22 +934,10 @@
       </w:r>
       <w:r>
         <w:tab/>
-      </w:r>
-      <w:proofErr w:type="spellStart"/>
-      <w:r>
         <w:t>Reverseproxy</w:t>
       </w:r>
-      <w:proofErr w:type="spellEnd"/>
-      <w:r>
-        <w:t xml:space="preserve"> mit Management Modul (zu </w:t>
-      </w:r>
-      <w:proofErr w:type="spellStart"/>
-      <w:r>
-        <w:t>Cont</w:t>
-      </w:r>
-      <w:proofErr w:type="spellEnd"/>
-      <w:r>
-        <w:t>. Und VMs)</w:t>
+      <w:r>
+        <w:t xml:space="preserve"> mit Management Modul (zu Cont. Und VMs)</w:t>
       </w:r>
     </w:p>
     <w:p>
@@ -1194,23 +965,7 @@
         <w:ind w:left="786"/>
       </w:pPr>
       <w:r>
-        <w:t xml:space="preserve">Je nach Ablauf kann auch ein </w:t>
-      </w:r>
-      <w:proofErr w:type="spellStart"/>
-      <w:r>
-        <w:t>Kubernetes</w:t>
-      </w:r>
-      <w:proofErr w:type="spellEnd"/>
-      <w:r>
-        <w:t xml:space="preserve"> Dashboard erstellt werden, mit dem die </w:t>
-      </w:r>
-      <w:proofErr w:type="spellStart"/>
-      <w:r>
-        <w:t>Kubernetes</w:t>
-      </w:r>
-      <w:proofErr w:type="spellEnd"/>
-      <w:r>
-        <w:t xml:space="preserve"> Nodes bezüglich ihrer Performance überwacht werden können.</w:t>
+        <w:t>Je nach Ablauf kann auch ein Kubernetes Dashboard erstellt werden, mit dem die Kubernetes Nodes bezüglich ihrer Performance überwacht werden können.</w:t>
       </w:r>
     </w:p>
     <w:p>
@@ -1238,13 +993,8 @@
       <w:pPr>
         <w:pStyle w:val="berschrift1"/>
       </w:pPr>
-      <w:proofErr w:type="spellStart"/>
-      <w:r>
-        <w:t>Kubernetes</w:t>
-      </w:r>
-      <w:proofErr w:type="spellEnd"/>
-      <w:r>
-        <w:t xml:space="preserve"> PODS</w:t>
+      <w:r>
+        <w:t>Kubernetes PODS</w:t>
       </w:r>
     </w:p>
     <w:p>
@@ -1252,26 +1002,10 @@
         <w:pStyle w:val="Standard2"/>
       </w:pPr>
       <w:r>
-        <w:t xml:space="preserve">Als Basis soll jeweils eine virtuelle Linux-Maschine zum Einsatz kommen. Diese muss vor der eigentlichen </w:t>
-      </w:r>
-      <w:proofErr w:type="spellStart"/>
-      <w:r>
-        <w:t>Kubernetes</w:t>
-      </w:r>
-      <w:proofErr w:type="spellEnd"/>
-      <w:r>
-        <w:t xml:space="preserve"> Installation bereits eingerichtet sein.</w:t>
-      </w:r>
-      <w:r>
-        <w:t xml:space="preserve"> Die Namen der </w:t>
-      </w:r>
-      <w:proofErr w:type="spellStart"/>
-      <w:r>
-        <w:t>Pods</w:t>
-      </w:r>
-      <w:proofErr w:type="spellEnd"/>
-      <w:r>
-        <w:t xml:space="preserve"> sind pod-aX1, pod-aX2, pod-aX3, wobei X (1,2,3,4) für das Team steht.</w:t>
+        <w:t>Als Basis soll jeweils eine virtuelle Linux-Maschine zum Einsatz kommen. Diese muss vor der eigentlichen Kubernetes Installation bereits eingerichtet sein.</w:t>
+      </w:r>
+      <w:r>
+        <w:t xml:space="preserve"> Die Namen der Pods sind pod-aX1, pod-aX2, pod-aX3, wobei X (1,2,3,4) für das Team steht.</w:t>
       </w:r>
     </w:p>
     <w:p>
@@ -1286,13 +1020,8 @@
       <w:pPr>
         <w:pStyle w:val="berschrift1"/>
       </w:pPr>
-      <w:proofErr w:type="spellStart"/>
-      <w:r>
-        <w:t>Kubernetes</w:t>
-      </w:r>
-      <w:proofErr w:type="spellEnd"/>
-      <w:r>
-        <w:t xml:space="preserve"> Installation:</w:t>
+      <w:r>
+        <w:t>Kubernetes Installation:</w:t>
       </w:r>
     </w:p>
     <w:p>
@@ -1337,49 +1066,7 @@
         <w:rPr>
           <w:lang w:val="en-US"/>
         </w:rPr>
-        <w:t>NGINX-</w:t>
-      </w:r>
-      <w:proofErr w:type="spellStart"/>
-      <w:r>
-        <w:rPr>
-          <w:lang w:val="en-US"/>
-        </w:rPr>
-        <w:t>Reverseproxy</w:t>
-      </w:r>
-      <w:proofErr w:type="spellEnd"/>
-      <w:r>
-        <w:rPr>
-          <w:lang w:val="en-US"/>
-        </w:rPr>
-        <w:t xml:space="preserve"> (</w:t>
-      </w:r>
-      <w:proofErr w:type="spellStart"/>
-      <w:r>
-        <w:rPr>
-          <w:lang w:val="en-US"/>
-        </w:rPr>
-        <w:t>mit</w:t>
-      </w:r>
-      <w:proofErr w:type="spellEnd"/>
-      <w:r>
-        <w:rPr>
-          <w:lang w:val="en-US"/>
-        </w:rPr>
-        <w:t xml:space="preserve"> </w:t>
-      </w:r>
-      <w:proofErr w:type="spellStart"/>
-      <w:r>
-        <w:rPr>
-          <w:lang w:val="en-US"/>
-        </w:rPr>
-        <w:t>Absicherung</w:t>
-      </w:r>
-      <w:proofErr w:type="spellEnd"/>
-      <w:r>
-        <w:rPr>
-          <w:lang w:val="en-US"/>
-        </w:rPr>
-        <w:t>)</w:t>
+        <w:t>NGINX-Reverseproxy (mit Absicherung)</w:t>
       </w:r>
     </w:p>
     <w:p>
@@ -1452,16 +1139,8 @@
         <w:rPr>
           <w:lang w:val="en-US"/>
         </w:rPr>
-        <w:t>NGINX-</w:t>
-      </w:r>
-      <w:proofErr w:type="spellStart"/>
-      <w:r>
-        <w:rPr>
-          <w:lang w:val="en-US"/>
-        </w:rPr>
-        <w:t>Proxymanager</w:t>
-      </w:r>
-      <w:proofErr w:type="spellEnd"/>
+        <w:t>NGINX-Proxymanager</w:t>
+      </w:r>
     </w:p>
     <w:p>
       <w:pPr>
@@ -1499,16 +1178,8 @@
         <w:rPr>
           <w:lang w:val="en-US"/>
         </w:rPr>
-        <w:t xml:space="preserve">PORTAINER </w:t>
-      </w:r>
-      <w:proofErr w:type="spellStart"/>
-      <w:r>
-        <w:rPr>
-          <w:lang w:val="en-US"/>
-        </w:rPr>
-        <w:t>installieren</w:t>
-      </w:r>
-      <w:proofErr w:type="spellEnd"/>
+        <w:t>PORTAINER installieren</w:t>
+      </w:r>
     </w:p>
     <w:p>
       <w:pPr>
@@ -1621,6 +1292,1883 @@
         </w:r>
       </w:hyperlink>
     </w:p>
+    <w:p>
+      <w:pPr>
+        <w:pStyle w:val="Standard2"/>
+        <w:rPr>
+          <w:lang w:val="en-US"/>
+        </w:rPr>
+      </w:pPr>
+    </w:p>
+    <w:p>
+      <w:pPr>
+        <w:pStyle w:val="berschrift1"/>
+        <w:rPr>
+          <w:lang w:val="en-US"/>
+        </w:rPr>
+      </w:pPr>
+      <w:r>
+        <w:rPr>
+          <w:lang w:val="en-US"/>
+        </w:rPr>
+        <w:lastRenderedPageBreak/>
+        <w:t>TEAM Bildung</w:t>
+      </w:r>
+    </w:p>
+    <w:p>
+      <w:pPr>
+        <w:pStyle w:val="berschrift2"/>
+        <w:rPr>
+          <w:lang w:val="en-US"/>
+        </w:rPr>
+      </w:pPr>
+      <w:r>
+        <w:rPr>
+          <w:lang w:val="en-US"/>
+        </w:rPr>
+        <w:t>TEAM 01</w:t>
+      </w:r>
+    </w:p>
+    <w:p>
+      <w:pPr>
+        <w:pStyle w:val="Standard2"/>
+        <w:rPr>
+          <w:lang w:val="en-US"/>
+        </w:rPr>
+      </w:pPr>
+    </w:p>
+    <w:tbl>
+      <w:tblPr>
+        <w:tblStyle w:val="Tabellenraster"/>
+        <w:tblW w:w="0" w:type="auto"/>
+        <w:tblInd w:w="426" w:type="dxa"/>
+        <w:tblLook w:val="04A0" w:firstRow="1" w:lastRow="0" w:firstColumn="1" w:lastColumn="0" w:noHBand="0" w:noVBand="1"/>
+      </w:tblPr>
+      <w:tblGrid>
+        <w:gridCol w:w="1276"/>
+        <w:gridCol w:w="1226"/>
+        <w:gridCol w:w="1226"/>
+        <w:gridCol w:w="1226"/>
+        <w:gridCol w:w="1227"/>
+        <w:gridCol w:w="1227"/>
+        <w:gridCol w:w="1227"/>
+      </w:tblGrid>
+      <w:tr>
+        <w:tc>
+          <w:tcPr>
+            <w:tcW w:w="1276" w:type="dxa"/>
+          </w:tcPr>
+          <w:p>
+            <w:pPr>
+              <w:pStyle w:val="Standard2"/>
+              <w:ind w:left="0"/>
+              <w:rPr>
+                <w:lang w:val="en-US"/>
+              </w:rPr>
+            </w:pPr>
+          </w:p>
+        </w:tc>
+        <w:tc>
+          <w:tcPr>
+            <w:tcW w:w="1226" w:type="dxa"/>
+          </w:tcPr>
+          <w:p>
+            <w:pPr>
+              <w:pStyle w:val="Standard2"/>
+              <w:ind w:left="0"/>
+              <w:rPr>
+                <w:lang w:val="en-US"/>
+              </w:rPr>
+            </w:pPr>
+          </w:p>
+        </w:tc>
+        <w:tc>
+          <w:tcPr>
+            <w:tcW w:w="1226" w:type="dxa"/>
+          </w:tcPr>
+          <w:p>
+            <w:pPr>
+              <w:pStyle w:val="Standard2"/>
+              <w:ind w:left="0"/>
+              <w:rPr>
+                <w:lang w:val="en-US"/>
+              </w:rPr>
+            </w:pPr>
+          </w:p>
+        </w:tc>
+        <w:tc>
+          <w:tcPr>
+            <w:tcW w:w="1226" w:type="dxa"/>
+          </w:tcPr>
+          <w:p>
+            <w:pPr>
+              <w:pStyle w:val="Standard2"/>
+              <w:ind w:left="0"/>
+              <w:rPr>
+                <w:lang w:val="en-US"/>
+              </w:rPr>
+            </w:pPr>
+          </w:p>
+        </w:tc>
+        <w:tc>
+          <w:tcPr>
+            <w:tcW w:w="1227" w:type="dxa"/>
+          </w:tcPr>
+          <w:p>
+            <w:pPr>
+              <w:pStyle w:val="Standard2"/>
+              <w:ind w:left="0"/>
+              <w:rPr>
+                <w:lang w:val="en-US"/>
+              </w:rPr>
+            </w:pPr>
+          </w:p>
+        </w:tc>
+        <w:tc>
+          <w:tcPr>
+            <w:tcW w:w="1227" w:type="dxa"/>
+          </w:tcPr>
+          <w:p>
+            <w:pPr>
+              <w:pStyle w:val="Standard2"/>
+              <w:ind w:left="0"/>
+              <w:rPr>
+                <w:lang w:val="en-US"/>
+              </w:rPr>
+            </w:pPr>
+          </w:p>
+        </w:tc>
+        <w:tc>
+          <w:tcPr>
+            <w:tcW w:w="1227" w:type="dxa"/>
+          </w:tcPr>
+          <w:p>
+            <w:pPr>
+              <w:pStyle w:val="Standard2"/>
+              <w:ind w:left="0"/>
+              <w:rPr>
+                <w:lang w:val="en-US"/>
+              </w:rPr>
+            </w:pPr>
+          </w:p>
+        </w:tc>
+      </w:tr>
+      <w:tr>
+        <w:tc>
+          <w:tcPr>
+            <w:tcW w:w="1276" w:type="dxa"/>
+          </w:tcPr>
+          <w:p>
+            <w:pPr>
+              <w:pStyle w:val="Standard2"/>
+              <w:ind w:left="0"/>
+              <w:rPr>
+                <w:lang w:val="en-US"/>
+              </w:rPr>
+            </w:pPr>
+            <w:r>
+              <w:rPr>
+                <w:lang w:val="en-US"/>
+              </w:rPr>
+              <w:t>Aufgabe 1:</w:t>
+            </w:r>
+          </w:p>
+        </w:tc>
+        <w:tc>
+          <w:tcPr>
+            <w:tcW w:w="1226" w:type="dxa"/>
+          </w:tcPr>
+          <w:p>
+            <w:pPr>
+              <w:pStyle w:val="Standard2"/>
+              <w:ind w:left="0"/>
+              <w:rPr>
+                <w:lang w:val="en-US"/>
+              </w:rPr>
+            </w:pPr>
+          </w:p>
+        </w:tc>
+        <w:tc>
+          <w:tcPr>
+            <w:tcW w:w="1226" w:type="dxa"/>
+          </w:tcPr>
+          <w:p>
+            <w:pPr>
+              <w:pStyle w:val="Standard2"/>
+              <w:ind w:left="0"/>
+              <w:rPr>
+                <w:lang w:val="en-US"/>
+              </w:rPr>
+            </w:pPr>
+          </w:p>
+        </w:tc>
+        <w:tc>
+          <w:tcPr>
+            <w:tcW w:w="1226" w:type="dxa"/>
+          </w:tcPr>
+          <w:p>
+            <w:pPr>
+              <w:pStyle w:val="Standard2"/>
+              <w:ind w:left="0"/>
+              <w:rPr>
+                <w:lang w:val="en-US"/>
+              </w:rPr>
+            </w:pPr>
+          </w:p>
+        </w:tc>
+        <w:tc>
+          <w:tcPr>
+            <w:tcW w:w="1227" w:type="dxa"/>
+          </w:tcPr>
+          <w:p>
+            <w:pPr>
+              <w:pStyle w:val="Standard2"/>
+              <w:ind w:left="0"/>
+              <w:rPr>
+                <w:lang w:val="en-US"/>
+              </w:rPr>
+            </w:pPr>
+          </w:p>
+        </w:tc>
+        <w:tc>
+          <w:tcPr>
+            <w:tcW w:w="1227" w:type="dxa"/>
+          </w:tcPr>
+          <w:p>
+            <w:pPr>
+              <w:pStyle w:val="Standard2"/>
+              <w:ind w:left="0"/>
+              <w:rPr>
+                <w:lang w:val="en-US"/>
+              </w:rPr>
+            </w:pPr>
+          </w:p>
+        </w:tc>
+        <w:tc>
+          <w:tcPr>
+            <w:tcW w:w="1227" w:type="dxa"/>
+          </w:tcPr>
+          <w:p>
+            <w:pPr>
+              <w:pStyle w:val="Standard2"/>
+              <w:ind w:left="0"/>
+              <w:rPr>
+                <w:lang w:val="en-US"/>
+              </w:rPr>
+            </w:pPr>
+          </w:p>
+        </w:tc>
+      </w:tr>
+      <w:tr>
+        <w:tc>
+          <w:tcPr>
+            <w:tcW w:w="1276" w:type="dxa"/>
+          </w:tcPr>
+          <w:p>
+            <w:pPr>
+              <w:pStyle w:val="Standard2"/>
+              <w:ind w:left="0"/>
+              <w:rPr>
+                <w:lang w:val="en-US"/>
+              </w:rPr>
+            </w:pPr>
+            <w:r>
+              <w:rPr>
+                <w:lang w:val="en-US"/>
+              </w:rPr>
+              <w:t>Aufgabe 2:</w:t>
+            </w:r>
+          </w:p>
+        </w:tc>
+        <w:tc>
+          <w:tcPr>
+            <w:tcW w:w="1226" w:type="dxa"/>
+          </w:tcPr>
+          <w:p>
+            <w:pPr>
+              <w:pStyle w:val="Standard2"/>
+              <w:ind w:left="0"/>
+              <w:rPr>
+                <w:lang w:val="en-US"/>
+              </w:rPr>
+            </w:pPr>
+          </w:p>
+        </w:tc>
+        <w:tc>
+          <w:tcPr>
+            <w:tcW w:w="1226" w:type="dxa"/>
+          </w:tcPr>
+          <w:p>
+            <w:pPr>
+              <w:pStyle w:val="Standard2"/>
+              <w:ind w:left="0"/>
+              <w:rPr>
+                <w:lang w:val="en-US"/>
+              </w:rPr>
+            </w:pPr>
+          </w:p>
+        </w:tc>
+        <w:tc>
+          <w:tcPr>
+            <w:tcW w:w="1226" w:type="dxa"/>
+          </w:tcPr>
+          <w:p>
+            <w:pPr>
+              <w:pStyle w:val="Standard2"/>
+              <w:ind w:left="0"/>
+              <w:rPr>
+                <w:lang w:val="en-US"/>
+              </w:rPr>
+            </w:pPr>
+          </w:p>
+        </w:tc>
+        <w:tc>
+          <w:tcPr>
+            <w:tcW w:w="1227" w:type="dxa"/>
+          </w:tcPr>
+          <w:p>
+            <w:pPr>
+              <w:pStyle w:val="Standard2"/>
+              <w:ind w:left="0"/>
+              <w:rPr>
+                <w:lang w:val="en-US"/>
+              </w:rPr>
+            </w:pPr>
+          </w:p>
+        </w:tc>
+        <w:tc>
+          <w:tcPr>
+            <w:tcW w:w="1227" w:type="dxa"/>
+          </w:tcPr>
+          <w:p>
+            <w:pPr>
+              <w:pStyle w:val="Standard2"/>
+              <w:ind w:left="0"/>
+              <w:rPr>
+                <w:lang w:val="en-US"/>
+              </w:rPr>
+            </w:pPr>
+          </w:p>
+        </w:tc>
+        <w:tc>
+          <w:tcPr>
+            <w:tcW w:w="1227" w:type="dxa"/>
+          </w:tcPr>
+          <w:p>
+            <w:pPr>
+              <w:pStyle w:val="Standard2"/>
+              <w:ind w:left="0"/>
+              <w:rPr>
+                <w:lang w:val="en-US"/>
+              </w:rPr>
+            </w:pPr>
+          </w:p>
+        </w:tc>
+      </w:tr>
+      <w:tr>
+        <w:tc>
+          <w:tcPr>
+            <w:tcW w:w="1276" w:type="dxa"/>
+          </w:tcPr>
+          <w:p>
+            <w:pPr>
+              <w:pStyle w:val="Standard2"/>
+              <w:ind w:left="0"/>
+              <w:rPr>
+                <w:lang w:val="en-US"/>
+              </w:rPr>
+            </w:pPr>
+            <w:r>
+              <w:rPr>
+                <w:lang w:val="en-US"/>
+              </w:rPr>
+              <w:t>Aufgabe 3:</w:t>
+            </w:r>
+          </w:p>
+        </w:tc>
+        <w:tc>
+          <w:tcPr>
+            <w:tcW w:w="1226" w:type="dxa"/>
+          </w:tcPr>
+          <w:p>
+            <w:pPr>
+              <w:pStyle w:val="Standard2"/>
+              <w:ind w:left="0"/>
+              <w:rPr>
+                <w:lang w:val="en-US"/>
+              </w:rPr>
+            </w:pPr>
+          </w:p>
+        </w:tc>
+        <w:tc>
+          <w:tcPr>
+            <w:tcW w:w="1226" w:type="dxa"/>
+          </w:tcPr>
+          <w:p>
+            <w:pPr>
+              <w:pStyle w:val="Standard2"/>
+              <w:ind w:left="0"/>
+              <w:rPr>
+                <w:lang w:val="en-US"/>
+              </w:rPr>
+            </w:pPr>
+          </w:p>
+        </w:tc>
+        <w:tc>
+          <w:tcPr>
+            <w:tcW w:w="1226" w:type="dxa"/>
+          </w:tcPr>
+          <w:p>
+            <w:pPr>
+              <w:pStyle w:val="Standard2"/>
+              <w:ind w:left="0"/>
+              <w:rPr>
+                <w:lang w:val="en-US"/>
+              </w:rPr>
+            </w:pPr>
+          </w:p>
+        </w:tc>
+        <w:tc>
+          <w:tcPr>
+            <w:tcW w:w="1227" w:type="dxa"/>
+          </w:tcPr>
+          <w:p>
+            <w:pPr>
+              <w:pStyle w:val="Standard2"/>
+              <w:ind w:left="0"/>
+              <w:rPr>
+                <w:lang w:val="en-US"/>
+              </w:rPr>
+            </w:pPr>
+          </w:p>
+        </w:tc>
+        <w:tc>
+          <w:tcPr>
+            <w:tcW w:w="1227" w:type="dxa"/>
+          </w:tcPr>
+          <w:p>
+            <w:pPr>
+              <w:pStyle w:val="Standard2"/>
+              <w:ind w:left="0"/>
+              <w:rPr>
+                <w:lang w:val="en-US"/>
+              </w:rPr>
+            </w:pPr>
+          </w:p>
+        </w:tc>
+        <w:tc>
+          <w:tcPr>
+            <w:tcW w:w="1227" w:type="dxa"/>
+          </w:tcPr>
+          <w:p>
+            <w:pPr>
+              <w:pStyle w:val="Standard2"/>
+              <w:ind w:left="0"/>
+              <w:rPr>
+                <w:lang w:val="en-US"/>
+              </w:rPr>
+            </w:pPr>
+          </w:p>
+        </w:tc>
+      </w:tr>
+    </w:tbl>
+    <w:p>
+      <w:pPr>
+        <w:pStyle w:val="Standard2"/>
+        <w:rPr>
+          <w:lang w:val="en-US"/>
+        </w:rPr>
+      </w:pPr>
+    </w:p>
+    <w:p>
+      <w:pPr>
+        <w:pStyle w:val="berschrift2"/>
+        <w:rPr>
+          <w:lang w:val="en-US"/>
+        </w:rPr>
+      </w:pPr>
+      <w:r>
+        <w:rPr>
+          <w:lang w:val="en-US"/>
+        </w:rPr>
+        <w:t>TEAM 02</w:t>
+      </w:r>
+    </w:p>
+    <w:p>
+      <w:pPr>
+        <w:pStyle w:val="Standard2"/>
+        <w:rPr>
+          <w:lang w:val="en-US"/>
+        </w:rPr>
+      </w:pPr>
+    </w:p>
+    <w:tbl>
+      <w:tblPr>
+        <w:tblStyle w:val="Tabellenraster"/>
+        <w:tblW w:w="0" w:type="auto"/>
+        <w:tblInd w:w="426" w:type="dxa"/>
+        <w:tblLook w:val="04A0" w:firstRow="1" w:lastRow="0" w:firstColumn="1" w:lastColumn="0" w:noHBand="0" w:noVBand="1"/>
+      </w:tblPr>
+      <w:tblGrid>
+        <w:gridCol w:w="1276"/>
+        <w:gridCol w:w="1226"/>
+        <w:gridCol w:w="1226"/>
+        <w:gridCol w:w="1226"/>
+        <w:gridCol w:w="1227"/>
+        <w:gridCol w:w="1227"/>
+        <w:gridCol w:w="1227"/>
+      </w:tblGrid>
+      <w:tr>
+        <w:tc>
+          <w:tcPr>
+            <w:tcW w:w="1276" w:type="dxa"/>
+          </w:tcPr>
+          <w:p>
+            <w:pPr>
+              <w:pStyle w:val="Standard2"/>
+              <w:ind w:left="0"/>
+              <w:rPr>
+                <w:lang w:val="en-US"/>
+              </w:rPr>
+            </w:pPr>
+          </w:p>
+        </w:tc>
+        <w:tc>
+          <w:tcPr>
+            <w:tcW w:w="1226" w:type="dxa"/>
+          </w:tcPr>
+          <w:p>
+            <w:pPr>
+              <w:pStyle w:val="Standard2"/>
+              <w:ind w:left="0"/>
+              <w:rPr>
+                <w:lang w:val="en-US"/>
+              </w:rPr>
+            </w:pPr>
+          </w:p>
+        </w:tc>
+        <w:tc>
+          <w:tcPr>
+            <w:tcW w:w="1226" w:type="dxa"/>
+          </w:tcPr>
+          <w:p>
+            <w:pPr>
+              <w:pStyle w:val="Standard2"/>
+              <w:ind w:left="0"/>
+              <w:rPr>
+                <w:lang w:val="en-US"/>
+              </w:rPr>
+            </w:pPr>
+          </w:p>
+        </w:tc>
+        <w:tc>
+          <w:tcPr>
+            <w:tcW w:w="1226" w:type="dxa"/>
+          </w:tcPr>
+          <w:p>
+            <w:pPr>
+              <w:pStyle w:val="Standard2"/>
+              <w:ind w:left="0"/>
+              <w:rPr>
+                <w:lang w:val="en-US"/>
+              </w:rPr>
+            </w:pPr>
+          </w:p>
+        </w:tc>
+        <w:tc>
+          <w:tcPr>
+            <w:tcW w:w="1227" w:type="dxa"/>
+          </w:tcPr>
+          <w:p>
+            <w:pPr>
+              <w:pStyle w:val="Standard2"/>
+              <w:ind w:left="0"/>
+              <w:rPr>
+                <w:lang w:val="en-US"/>
+              </w:rPr>
+            </w:pPr>
+          </w:p>
+        </w:tc>
+        <w:tc>
+          <w:tcPr>
+            <w:tcW w:w="1227" w:type="dxa"/>
+          </w:tcPr>
+          <w:p>
+            <w:pPr>
+              <w:pStyle w:val="Standard2"/>
+              <w:ind w:left="0"/>
+              <w:rPr>
+                <w:lang w:val="en-US"/>
+              </w:rPr>
+            </w:pPr>
+          </w:p>
+        </w:tc>
+        <w:tc>
+          <w:tcPr>
+            <w:tcW w:w="1227" w:type="dxa"/>
+          </w:tcPr>
+          <w:p>
+            <w:pPr>
+              <w:pStyle w:val="Standard2"/>
+              <w:ind w:left="0"/>
+              <w:rPr>
+                <w:lang w:val="en-US"/>
+              </w:rPr>
+            </w:pPr>
+          </w:p>
+        </w:tc>
+      </w:tr>
+      <w:tr>
+        <w:tc>
+          <w:tcPr>
+            <w:tcW w:w="1276" w:type="dxa"/>
+          </w:tcPr>
+          <w:p>
+            <w:pPr>
+              <w:pStyle w:val="Standard2"/>
+              <w:ind w:left="0"/>
+              <w:rPr>
+                <w:lang w:val="en-US"/>
+              </w:rPr>
+            </w:pPr>
+            <w:r>
+              <w:rPr>
+                <w:lang w:val="en-US"/>
+              </w:rPr>
+              <w:t>Aufgabe 1:</w:t>
+            </w:r>
+          </w:p>
+        </w:tc>
+        <w:tc>
+          <w:tcPr>
+            <w:tcW w:w="1226" w:type="dxa"/>
+          </w:tcPr>
+          <w:p>
+            <w:pPr>
+              <w:pStyle w:val="Standard2"/>
+              <w:ind w:left="0"/>
+              <w:rPr>
+                <w:lang w:val="en-US"/>
+              </w:rPr>
+            </w:pPr>
+          </w:p>
+        </w:tc>
+        <w:tc>
+          <w:tcPr>
+            <w:tcW w:w="1226" w:type="dxa"/>
+          </w:tcPr>
+          <w:p>
+            <w:pPr>
+              <w:pStyle w:val="Standard2"/>
+              <w:ind w:left="0"/>
+              <w:rPr>
+                <w:lang w:val="en-US"/>
+              </w:rPr>
+            </w:pPr>
+          </w:p>
+        </w:tc>
+        <w:tc>
+          <w:tcPr>
+            <w:tcW w:w="1226" w:type="dxa"/>
+          </w:tcPr>
+          <w:p>
+            <w:pPr>
+              <w:pStyle w:val="Standard2"/>
+              <w:ind w:left="0"/>
+              <w:rPr>
+                <w:lang w:val="en-US"/>
+              </w:rPr>
+            </w:pPr>
+          </w:p>
+        </w:tc>
+        <w:tc>
+          <w:tcPr>
+            <w:tcW w:w="1227" w:type="dxa"/>
+          </w:tcPr>
+          <w:p>
+            <w:pPr>
+              <w:pStyle w:val="Standard2"/>
+              <w:ind w:left="0"/>
+              <w:rPr>
+                <w:lang w:val="en-US"/>
+              </w:rPr>
+            </w:pPr>
+          </w:p>
+        </w:tc>
+        <w:tc>
+          <w:tcPr>
+            <w:tcW w:w="1227" w:type="dxa"/>
+          </w:tcPr>
+          <w:p>
+            <w:pPr>
+              <w:pStyle w:val="Standard2"/>
+              <w:ind w:left="0"/>
+              <w:rPr>
+                <w:lang w:val="en-US"/>
+              </w:rPr>
+            </w:pPr>
+          </w:p>
+        </w:tc>
+        <w:tc>
+          <w:tcPr>
+            <w:tcW w:w="1227" w:type="dxa"/>
+          </w:tcPr>
+          <w:p>
+            <w:pPr>
+              <w:pStyle w:val="Standard2"/>
+              <w:ind w:left="0"/>
+              <w:rPr>
+                <w:lang w:val="en-US"/>
+              </w:rPr>
+            </w:pPr>
+          </w:p>
+        </w:tc>
+      </w:tr>
+      <w:tr>
+        <w:tc>
+          <w:tcPr>
+            <w:tcW w:w="1276" w:type="dxa"/>
+          </w:tcPr>
+          <w:p>
+            <w:pPr>
+              <w:pStyle w:val="Standard2"/>
+              <w:ind w:left="0"/>
+              <w:rPr>
+                <w:lang w:val="en-US"/>
+              </w:rPr>
+            </w:pPr>
+            <w:r>
+              <w:rPr>
+                <w:lang w:val="en-US"/>
+              </w:rPr>
+              <w:t>Aufgabe 2:</w:t>
+            </w:r>
+          </w:p>
+        </w:tc>
+        <w:tc>
+          <w:tcPr>
+            <w:tcW w:w="1226" w:type="dxa"/>
+          </w:tcPr>
+          <w:p>
+            <w:pPr>
+              <w:pStyle w:val="Standard2"/>
+              <w:ind w:left="0"/>
+              <w:rPr>
+                <w:lang w:val="en-US"/>
+              </w:rPr>
+            </w:pPr>
+          </w:p>
+        </w:tc>
+        <w:tc>
+          <w:tcPr>
+            <w:tcW w:w="1226" w:type="dxa"/>
+          </w:tcPr>
+          <w:p>
+            <w:pPr>
+              <w:pStyle w:val="Standard2"/>
+              <w:ind w:left="0"/>
+              <w:rPr>
+                <w:lang w:val="en-US"/>
+              </w:rPr>
+            </w:pPr>
+          </w:p>
+        </w:tc>
+        <w:tc>
+          <w:tcPr>
+            <w:tcW w:w="1226" w:type="dxa"/>
+          </w:tcPr>
+          <w:p>
+            <w:pPr>
+              <w:pStyle w:val="Standard2"/>
+              <w:ind w:left="0"/>
+              <w:rPr>
+                <w:lang w:val="en-US"/>
+              </w:rPr>
+            </w:pPr>
+          </w:p>
+        </w:tc>
+        <w:tc>
+          <w:tcPr>
+            <w:tcW w:w="1227" w:type="dxa"/>
+          </w:tcPr>
+          <w:p>
+            <w:pPr>
+              <w:pStyle w:val="Standard2"/>
+              <w:ind w:left="0"/>
+              <w:rPr>
+                <w:lang w:val="en-US"/>
+              </w:rPr>
+            </w:pPr>
+          </w:p>
+        </w:tc>
+        <w:tc>
+          <w:tcPr>
+            <w:tcW w:w="1227" w:type="dxa"/>
+          </w:tcPr>
+          <w:p>
+            <w:pPr>
+              <w:pStyle w:val="Standard2"/>
+              <w:ind w:left="0"/>
+              <w:rPr>
+                <w:lang w:val="en-US"/>
+              </w:rPr>
+            </w:pPr>
+          </w:p>
+        </w:tc>
+        <w:tc>
+          <w:tcPr>
+            <w:tcW w:w="1227" w:type="dxa"/>
+          </w:tcPr>
+          <w:p>
+            <w:pPr>
+              <w:pStyle w:val="Standard2"/>
+              <w:ind w:left="0"/>
+              <w:rPr>
+                <w:lang w:val="en-US"/>
+              </w:rPr>
+            </w:pPr>
+          </w:p>
+        </w:tc>
+      </w:tr>
+      <w:tr>
+        <w:tc>
+          <w:tcPr>
+            <w:tcW w:w="1276" w:type="dxa"/>
+          </w:tcPr>
+          <w:p>
+            <w:pPr>
+              <w:pStyle w:val="Standard2"/>
+              <w:ind w:left="0"/>
+              <w:rPr>
+                <w:lang w:val="en-US"/>
+              </w:rPr>
+            </w:pPr>
+            <w:r>
+              <w:rPr>
+                <w:lang w:val="en-US"/>
+              </w:rPr>
+              <w:t>Aufgabe 3:</w:t>
+            </w:r>
+          </w:p>
+        </w:tc>
+        <w:tc>
+          <w:tcPr>
+            <w:tcW w:w="1226" w:type="dxa"/>
+          </w:tcPr>
+          <w:p>
+            <w:pPr>
+              <w:pStyle w:val="Standard2"/>
+              <w:ind w:left="0"/>
+              <w:rPr>
+                <w:lang w:val="en-US"/>
+              </w:rPr>
+            </w:pPr>
+          </w:p>
+        </w:tc>
+        <w:tc>
+          <w:tcPr>
+            <w:tcW w:w="1226" w:type="dxa"/>
+          </w:tcPr>
+          <w:p>
+            <w:pPr>
+              <w:pStyle w:val="Standard2"/>
+              <w:ind w:left="0"/>
+              <w:rPr>
+                <w:lang w:val="en-US"/>
+              </w:rPr>
+            </w:pPr>
+          </w:p>
+        </w:tc>
+        <w:tc>
+          <w:tcPr>
+            <w:tcW w:w="1226" w:type="dxa"/>
+          </w:tcPr>
+          <w:p>
+            <w:pPr>
+              <w:pStyle w:val="Standard2"/>
+              <w:ind w:left="0"/>
+              <w:rPr>
+                <w:lang w:val="en-US"/>
+              </w:rPr>
+            </w:pPr>
+          </w:p>
+        </w:tc>
+        <w:tc>
+          <w:tcPr>
+            <w:tcW w:w="1227" w:type="dxa"/>
+          </w:tcPr>
+          <w:p>
+            <w:pPr>
+              <w:pStyle w:val="Standard2"/>
+              <w:ind w:left="0"/>
+              <w:rPr>
+                <w:lang w:val="en-US"/>
+              </w:rPr>
+            </w:pPr>
+          </w:p>
+        </w:tc>
+        <w:tc>
+          <w:tcPr>
+            <w:tcW w:w="1227" w:type="dxa"/>
+          </w:tcPr>
+          <w:p>
+            <w:pPr>
+              <w:pStyle w:val="Standard2"/>
+              <w:ind w:left="0"/>
+              <w:rPr>
+                <w:lang w:val="en-US"/>
+              </w:rPr>
+            </w:pPr>
+          </w:p>
+        </w:tc>
+        <w:tc>
+          <w:tcPr>
+            <w:tcW w:w="1227" w:type="dxa"/>
+          </w:tcPr>
+          <w:p>
+            <w:pPr>
+              <w:pStyle w:val="Standard2"/>
+              <w:ind w:left="0"/>
+              <w:rPr>
+                <w:lang w:val="en-US"/>
+              </w:rPr>
+            </w:pPr>
+          </w:p>
+        </w:tc>
+      </w:tr>
+    </w:tbl>
+    <w:p>
+      <w:pPr>
+        <w:pStyle w:val="Standard2"/>
+        <w:rPr>
+          <w:lang w:val="en-US"/>
+        </w:rPr>
+      </w:pPr>
+    </w:p>
+    <w:p>
+      <w:pPr>
+        <w:pStyle w:val="berschrift2"/>
+        <w:rPr>
+          <w:lang w:val="en-US"/>
+        </w:rPr>
+      </w:pPr>
+      <w:r>
+        <w:rPr>
+          <w:lang w:val="en-US"/>
+        </w:rPr>
+        <w:t>TEAM 03</w:t>
+      </w:r>
+    </w:p>
+    <w:p>
+      <w:pPr>
+        <w:pStyle w:val="Standard2"/>
+        <w:rPr>
+          <w:lang w:val="en-US"/>
+        </w:rPr>
+      </w:pPr>
+    </w:p>
+    <w:tbl>
+      <w:tblPr>
+        <w:tblStyle w:val="Tabellenraster"/>
+        <w:tblW w:w="0" w:type="auto"/>
+        <w:tblInd w:w="426" w:type="dxa"/>
+        <w:tblLook w:val="04A0" w:firstRow="1" w:lastRow="0" w:firstColumn="1" w:lastColumn="0" w:noHBand="0" w:noVBand="1"/>
+      </w:tblPr>
+      <w:tblGrid>
+        <w:gridCol w:w="1276"/>
+        <w:gridCol w:w="1226"/>
+        <w:gridCol w:w="1226"/>
+        <w:gridCol w:w="1226"/>
+        <w:gridCol w:w="1227"/>
+        <w:gridCol w:w="1227"/>
+        <w:gridCol w:w="1227"/>
+      </w:tblGrid>
+      <w:tr>
+        <w:tc>
+          <w:tcPr>
+            <w:tcW w:w="1276" w:type="dxa"/>
+          </w:tcPr>
+          <w:p>
+            <w:pPr>
+              <w:pStyle w:val="Standard2"/>
+              <w:ind w:left="0"/>
+              <w:rPr>
+                <w:lang w:val="en-US"/>
+              </w:rPr>
+            </w:pPr>
+          </w:p>
+        </w:tc>
+        <w:tc>
+          <w:tcPr>
+            <w:tcW w:w="1226" w:type="dxa"/>
+          </w:tcPr>
+          <w:p>
+            <w:pPr>
+              <w:pStyle w:val="Standard2"/>
+              <w:ind w:left="0"/>
+              <w:rPr>
+                <w:lang w:val="en-US"/>
+              </w:rPr>
+            </w:pPr>
+          </w:p>
+        </w:tc>
+        <w:tc>
+          <w:tcPr>
+            <w:tcW w:w="1226" w:type="dxa"/>
+          </w:tcPr>
+          <w:p>
+            <w:pPr>
+              <w:pStyle w:val="Standard2"/>
+              <w:ind w:left="0"/>
+              <w:rPr>
+                <w:lang w:val="en-US"/>
+              </w:rPr>
+            </w:pPr>
+          </w:p>
+        </w:tc>
+        <w:tc>
+          <w:tcPr>
+            <w:tcW w:w="1226" w:type="dxa"/>
+          </w:tcPr>
+          <w:p>
+            <w:pPr>
+              <w:pStyle w:val="Standard2"/>
+              <w:ind w:left="0"/>
+              <w:rPr>
+                <w:lang w:val="en-US"/>
+              </w:rPr>
+            </w:pPr>
+          </w:p>
+        </w:tc>
+        <w:tc>
+          <w:tcPr>
+            <w:tcW w:w="1227" w:type="dxa"/>
+          </w:tcPr>
+          <w:p>
+            <w:pPr>
+              <w:pStyle w:val="Standard2"/>
+              <w:ind w:left="0"/>
+              <w:rPr>
+                <w:lang w:val="en-US"/>
+              </w:rPr>
+            </w:pPr>
+          </w:p>
+        </w:tc>
+        <w:tc>
+          <w:tcPr>
+            <w:tcW w:w="1227" w:type="dxa"/>
+          </w:tcPr>
+          <w:p>
+            <w:pPr>
+              <w:pStyle w:val="Standard2"/>
+              <w:ind w:left="0"/>
+              <w:rPr>
+                <w:lang w:val="en-US"/>
+              </w:rPr>
+            </w:pPr>
+          </w:p>
+        </w:tc>
+        <w:tc>
+          <w:tcPr>
+            <w:tcW w:w="1227" w:type="dxa"/>
+          </w:tcPr>
+          <w:p>
+            <w:pPr>
+              <w:pStyle w:val="Standard2"/>
+              <w:ind w:left="0"/>
+              <w:rPr>
+                <w:lang w:val="en-US"/>
+              </w:rPr>
+            </w:pPr>
+          </w:p>
+        </w:tc>
+      </w:tr>
+      <w:tr>
+        <w:tc>
+          <w:tcPr>
+            <w:tcW w:w="1276" w:type="dxa"/>
+          </w:tcPr>
+          <w:p>
+            <w:pPr>
+              <w:pStyle w:val="Standard2"/>
+              <w:ind w:left="0"/>
+              <w:rPr>
+                <w:lang w:val="en-US"/>
+              </w:rPr>
+            </w:pPr>
+            <w:r>
+              <w:rPr>
+                <w:lang w:val="en-US"/>
+              </w:rPr>
+              <w:t>Aufgabe 1:</w:t>
+            </w:r>
+          </w:p>
+        </w:tc>
+        <w:tc>
+          <w:tcPr>
+            <w:tcW w:w="1226" w:type="dxa"/>
+          </w:tcPr>
+          <w:p>
+            <w:pPr>
+              <w:pStyle w:val="Standard2"/>
+              <w:ind w:left="0"/>
+              <w:rPr>
+                <w:lang w:val="en-US"/>
+              </w:rPr>
+            </w:pPr>
+          </w:p>
+        </w:tc>
+        <w:tc>
+          <w:tcPr>
+            <w:tcW w:w="1226" w:type="dxa"/>
+          </w:tcPr>
+          <w:p>
+            <w:pPr>
+              <w:pStyle w:val="Standard2"/>
+              <w:ind w:left="0"/>
+              <w:rPr>
+                <w:lang w:val="en-US"/>
+              </w:rPr>
+            </w:pPr>
+          </w:p>
+        </w:tc>
+        <w:tc>
+          <w:tcPr>
+            <w:tcW w:w="1226" w:type="dxa"/>
+          </w:tcPr>
+          <w:p>
+            <w:pPr>
+              <w:pStyle w:val="Standard2"/>
+              <w:ind w:left="0"/>
+              <w:rPr>
+                <w:lang w:val="en-US"/>
+              </w:rPr>
+            </w:pPr>
+          </w:p>
+        </w:tc>
+        <w:tc>
+          <w:tcPr>
+            <w:tcW w:w="1227" w:type="dxa"/>
+          </w:tcPr>
+          <w:p>
+            <w:pPr>
+              <w:pStyle w:val="Standard2"/>
+              <w:ind w:left="0"/>
+              <w:rPr>
+                <w:lang w:val="en-US"/>
+              </w:rPr>
+            </w:pPr>
+          </w:p>
+        </w:tc>
+        <w:tc>
+          <w:tcPr>
+            <w:tcW w:w="1227" w:type="dxa"/>
+          </w:tcPr>
+          <w:p>
+            <w:pPr>
+              <w:pStyle w:val="Standard2"/>
+              <w:ind w:left="0"/>
+              <w:rPr>
+                <w:lang w:val="en-US"/>
+              </w:rPr>
+            </w:pPr>
+          </w:p>
+        </w:tc>
+        <w:tc>
+          <w:tcPr>
+            <w:tcW w:w="1227" w:type="dxa"/>
+          </w:tcPr>
+          <w:p>
+            <w:pPr>
+              <w:pStyle w:val="Standard2"/>
+              <w:ind w:left="0"/>
+              <w:rPr>
+                <w:lang w:val="en-US"/>
+              </w:rPr>
+            </w:pPr>
+          </w:p>
+        </w:tc>
+      </w:tr>
+      <w:tr>
+        <w:tc>
+          <w:tcPr>
+            <w:tcW w:w="1276" w:type="dxa"/>
+          </w:tcPr>
+          <w:p>
+            <w:pPr>
+              <w:pStyle w:val="Standard2"/>
+              <w:ind w:left="0"/>
+              <w:rPr>
+                <w:lang w:val="en-US"/>
+              </w:rPr>
+            </w:pPr>
+            <w:r>
+              <w:rPr>
+                <w:lang w:val="en-US"/>
+              </w:rPr>
+              <w:t>Aufgabe 2:</w:t>
+            </w:r>
+          </w:p>
+        </w:tc>
+        <w:tc>
+          <w:tcPr>
+            <w:tcW w:w="1226" w:type="dxa"/>
+          </w:tcPr>
+          <w:p>
+            <w:pPr>
+              <w:pStyle w:val="Standard2"/>
+              <w:ind w:left="0"/>
+              <w:rPr>
+                <w:lang w:val="en-US"/>
+              </w:rPr>
+            </w:pPr>
+          </w:p>
+        </w:tc>
+        <w:tc>
+          <w:tcPr>
+            <w:tcW w:w="1226" w:type="dxa"/>
+          </w:tcPr>
+          <w:p>
+            <w:pPr>
+              <w:pStyle w:val="Standard2"/>
+              <w:ind w:left="0"/>
+              <w:rPr>
+                <w:lang w:val="en-US"/>
+              </w:rPr>
+            </w:pPr>
+          </w:p>
+        </w:tc>
+        <w:tc>
+          <w:tcPr>
+            <w:tcW w:w="1226" w:type="dxa"/>
+          </w:tcPr>
+          <w:p>
+            <w:pPr>
+              <w:pStyle w:val="Standard2"/>
+              <w:ind w:left="0"/>
+              <w:rPr>
+                <w:lang w:val="en-US"/>
+              </w:rPr>
+            </w:pPr>
+          </w:p>
+        </w:tc>
+        <w:tc>
+          <w:tcPr>
+            <w:tcW w:w="1227" w:type="dxa"/>
+          </w:tcPr>
+          <w:p>
+            <w:pPr>
+              <w:pStyle w:val="Standard2"/>
+              <w:ind w:left="0"/>
+              <w:rPr>
+                <w:lang w:val="en-US"/>
+              </w:rPr>
+            </w:pPr>
+          </w:p>
+        </w:tc>
+        <w:tc>
+          <w:tcPr>
+            <w:tcW w:w="1227" w:type="dxa"/>
+          </w:tcPr>
+          <w:p>
+            <w:pPr>
+              <w:pStyle w:val="Standard2"/>
+              <w:ind w:left="0"/>
+              <w:rPr>
+                <w:lang w:val="en-US"/>
+              </w:rPr>
+            </w:pPr>
+          </w:p>
+        </w:tc>
+        <w:tc>
+          <w:tcPr>
+            <w:tcW w:w="1227" w:type="dxa"/>
+          </w:tcPr>
+          <w:p>
+            <w:pPr>
+              <w:pStyle w:val="Standard2"/>
+              <w:ind w:left="0"/>
+              <w:rPr>
+                <w:lang w:val="en-US"/>
+              </w:rPr>
+            </w:pPr>
+          </w:p>
+        </w:tc>
+      </w:tr>
+      <w:tr>
+        <w:tc>
+          <w:tcPr>
+            <w:tcW w:w="1276" w:type="dxa"/>
+          </w:tcPr>
+          <w:p>
+            <w:pPr>
+              <w:pStyle w:val="Standard2"/>
+              <w:ind w:left="0"/>
+              <w:rPr>
+                <w:lang w:val="en-US"/>
+              </w:rPr>
+            </w:pPr>
+            <w:r>
+              <w:rPr>
+                <w:lang w:val="en-US"/>
+              </w:rPr>
+              <w:t>Aufgabe 3:</w:t>
+            </w:r>
+          </w:p>
+        </w:tc>
+        <w:tc>
+          <w:tcPr>
+            <w:tcW w:w="1226" w:type="dxa"/>
+          </w:tcPr>
+          <w:p>
+            <w:pPr>
+              <w:pStyle w:val="Standard2"/>
+              <w:ind w:left="0"/>
+              <w:rPr>
+                <w:lang w:val="en-US"/>
+              </w:rPr>
+            </w:pPr>
+          </w:p>
+        </w:tc>
+        <w:tc>
+          <w:tcPr>
+            <w:tcW w:w="1226" w:type="dxa"/>
+          </w:tcPr>
+          <w:p>
+            <w:pPr>
+              <w:pStyle w:val="Standard2"/>
+              <w:ind w:left="0"/>
+              <w:rPr>
+                <w:lang w:val="en-US"/>
+              </w:rPr>
+            </w:pPr>
+          </w:p>
+        </w:tc>
+        <w:tc>
+          <w:tcPr>
+            <w:tcW w:w="1226" w:type="dxa"/>
+          </w:tcPr>
+          <w:p>
+            <w:pPr>
+              <w:pStyle w:val="Standard2"/>
+              <w:ind w:left="0"/>
+              <w:rPr>
+                <w:lang w:val="en-US"/>
+              </w:rPr>
+            </w:pPr>
+          </w:p>
+        </w:tc>
+        <w:tc>
+          <w:tcPr>
+            <w:tcW w:w="1227" w:type="dxa"/>
+          </w:tcPr>
+          <w:p>
+            <w:pPr>
+              <w:pStyle w:val="Standard2"/>
+              <w:ind w:left="0"/>
+              <w:rPr>
+                <w:lang w:val="en-US"/>
+              </w:rPr>
+            </w:pPr>
+          </w:p>
+        </w:tc>
+        <w:tc>
+          <w:tcPr>
+            <w:tcW w:w="1227" w:type="dxa"/>
+          </w:tcPr>
+          <w:p>
+            <w:pPr>
+              <w:pStyle w:val="Standard2"/>
+              <w:ind w:left="0"/>
+              <w:rPr>
+                <w:lang w:val="en-US"/>
+              </w:rPr>
+            </w:pPr>
+          </w:p>
+        </w:tc>
+        <w:tc>
+          <w:tcPr>
+            <w:tcW w:w="1227" w:type="dxa"/>
+          </w:tcPr>
+          <w:p>
+            <w:pPr>
+              <w:pStyle w:val="Standard2"/>
+              <w:ind w:left="0"/>
+              <w:rPr>
+                <w:lang w:val="en-US"/>
+              </w:rPr>
+            </w:pPr>
+          </w:p>
+        </w:tc>
+      </w:tr>
+    </w:tbl>
+    <w:p>
+      <w:pPr>
+        <w:pStyle w:val="Standard2"/>
+        <w:rPr>
+          <w:lang w:val="en-US"/>
+        </w:rPr>
+      </w:pPr>
+    </w:p>
+    <w:p>
+      <w:pPr>
+        <w:pStyle w:val="berschrift2"/>
+        <w:rPr>
+          <w:lang w:val="en-US"/>
+        </w:rPr>
+      </w:pPr>
+      <w:r>
+        <w:rPr>
+          <w:lang w:val="en-US"/>
+        </w:rPr>
+        <w:t>TEAM 04</w:t>
+      </w:r>
+      <w:bookmarkStart w:id="0" w:name="_GoBack"/>
+      <w:bookmarkEnd w:id="0"/>
+    </w:p>
+    <w:p>
+      <w:pPr>
+        <w:pStyle w:val="Standard2"/>
+        <w:rPr>
+          <w:lang w:val="en-US"/>
+        </w:rPr>
+      </w:pPr>
+    </w:p>
+    <w:tbl>
+      <w:tblPr>
+        <w:tblStyle w:val="Tabellenraster"/>
+        <w:tblW w:w="0" w:type="auto"/>
+        <w:tblInd w:w="426" w:type="dxa"/>
+        <w:tblLook w:val="04A0" w:firstRow="1" w:lastRow="0" w:firstColumn="1" w:lastColumn="0" w:noHBand="0" w:noVBand="1"/>
+      </w:tblPr>
+      <w:tblGrid>
+        <w:gridCol w:w="1276"/>
+        <w:gridCol w:w="1226"/>
+        <w:gridCol w:w="1226"/>
+        <w:gridCol w:w="1226"/>
+        <w:gridCol w:w="1227"/>
+        <w:gridCol w:w="1227"/>
+        <w:gridCol w:w="1227"/>
+      </w:tblGrid>
+      <w:tr>
+        <w:tc>
+          <w:tcPr>
+            <w:tcW w:w="1276" w:type="dxa"/>
+          </w:tcPr>
+          <w:p>
+            <w:pPr>
+              <w:pStyle w:val="Standard2"/>
+              <w:ind w:left="0"/>
+              <w:rPr>
+                <w:lang w:val="en-US"/>
+              </w:rPr>
+            </w:pPr>
+          </w:p>
+        </w:tc>
+        <w:tc>
+          <w:tcPr>
+            <w:tcW w:w="1226" w:type="dxa"/>
+          </w:tcPr>
+          <w:p>
+            <w:pPr>
+              <w:pStyle w:val="Standard2"/>
+              <w:ind w:left="0"/>
+              <w:rPr>
+                <w:lang w:val="en-US"/>
+              </w:rPr>
+            </w:pPr>
+          </w:p>
+        </w:tc>
+        <w:tc>
+          <w:tcPr>
+            <w:tcW w:w="1226" w:type="dxa"/>
+          </w:tcPr>
+          <w:p>
+            <w:pPr>
+              <w:pStyle w:val="Standard2"/>
+              <w:ind w:left="0"/>
+              <w:rPr>
+                <w:lang w:val="en-US"/>
+              </w:rPr>
+            </w:pPr>
+          </w:p>
+        </w:tc>
+        <w:tc>
+          <w:tcPr>
+            <w:tcW w:w="1226" w:type="dxa"/>
+          </w:tcPr>
+          <w:p>
+            <w:pPr>
+              <w:pStyle w:val="Standard2"/>
+              <w:ind w:left="0"/>
+              <w:rPr>
+                <w:lang w:val="en-US"/>
+              </w:rPr>
+            </w:pPr>
+          </w:p>
+        </w:tc>
+        <w:tc>
+          <w:tcPr>
+            <w:tcW w:w="1227" w:type="dxa"/>
+          </w:tcPr>
+          <w:p>
+            <w:pPr>
+              <w:pStyle w:val="Standard2"/>
+              <w:ind w:left="0"/>
+              <w:rPr>
+                <w:lang w:val="en-US"/>
+              </w:rPr>
+            </w:pPr>
+          </w:p>
+        </w:tc>
+        <w:tc>
+          <w:tcPr>
+            <w:tcW w:w="1227" w:type="dxa"/>
+          </w:tcPr>
+          <w:p>
+            <w:pPr>
+              <w:pStyle w:val="Standard2"/>
+              <w:ind w:left="0"/>
+              <w:rPr>
+                <w:lang w:val="en-US"/>
+              </w:rPr>
+            </w:pPr>
+          </w:p>
+        </w:tc>
+        <w:tc>
+          <w:tcPr>
+            <w:tcW w:w="1227" w:type="dxa"/>
+          </w:tcPr>
+          <w:p>
+            <w:pPr>
+              <w:pStyle w:val="Standard2"/>
+              <w:ind w:left="0"/>
+              <w:rPr>
+                <w:lang w:val="en-US"/>
+              </w:rPr>
+            </w:pPr>
+          </w:p>
+        </w:tc>
+      </w:tr>
+      <w:tr>
+        <w:tc>
+          <w:tcPr>
+            <w:tcW w:w="1276" w:type="dxa"/>
+          </w:tcPr>
+          <w:p>
+            <w:pPr>
+              <w:pStyle w:val="Standard2"/>
+              <w:ind w:left="0"/>
+              <w:rPr>
+                <w:lang w:val="en-US"/>
+              </w:rPr>
+            </w:pPr>
+            <w:r>
+              <w:rPr>
+                <w:lang w:val="en-US"/>
+              </w:rPr>
+              <w:t>Aufgabe 1:</w:t>
+            </w:r>
+          </w:p>
+        </w:tc>
+        <w:tc>
+          <w:tcPr>
+            <w:tcW w:w="1226" w:type="dxa"/>
+          </w:tcPr>
+          <w:p>
+            <w:pPr>
+              <w:pStyle w:val="Standard2"/>
+              <w:ind w:left="0"/>
+              <w:rPr>
+                <w:lang w:val="en-US"/>
+              </w:rPr>
+            </w:pPr>
+          </w:p>
+        </w:tc>
+        <w:tc>
+          <w:tcPr>
+            <w:tcW w:w="1226" w:type="dxa"/>
+          </w:tcPr>
+          <w:p>
+            <w:pPr>
+              <w:pStyle w:val="Standard2"/>
+              <w:ind w:left="0"/>
+              <w:rPr>
+                <w:lang w:val="en-US"/>
+              </w:rPr>
+            </w:pPr>
+          </w:p>
+        </w:tc>
+        <w:tc>
+          <w:tcPr>
+            <w:tcW w:w="1226" w:type="dxa"/>
+          </w:tcPr>
+          <w:p>
+            <w:pPr>
+              <w:pStyle w:val="Standard2"/>
+              <w:ind w:left="0"/>
+              <w:rPr>
+                <w:lang w:val="en-US"/>
+              </w:rPr>
+            </w:pPr>
+          </w:p>
+        </w:tc>
+        <w:tc>
+          <w:tcPr>
+            <w:tcW w:w="1227" w:type="dxa"/>
+          </w:tcPr>
+          <w:p>
+            <w:pPr>
+              <w:pStyle w:val="Standard2"/>
+              <w:ind w:left="0"/>
+              <w:rPr>
+                <w:lang w:val="en-US"/>
+              </w:rPr>
+            </w:pPr>
+          </w:p>
+        </w:tc>
+        <w:tc>
+          <w:tcPr>
+            <w:tcW w:w="1227" w:type="dxa"/>
+          </w:tcPr>
+          <w:p>
+            <w:pPr>
+              <w:pStyle w:val="Standard2"/>
+              <w:ind w:left="0"/>
+              <w:rPr>
+                <w:lang w:val="en-US"/>
+              </w:rPr>
+            </w:pPr>
+          </w:p>
+        </w:tc>
+        <w:tc>
+          <w:tcPr>
+            <w:tcW w:w="1227" w:type="dxa"/>
+          </w:tcPr>
+          <w:p>
+            <w:pPr>
+              <w:pStyle w:val="Standard2"/>
+              <w:ind w:left="0"/>
+              <w:rPr>
+                <w:lang w:val="en-US"/>
+              </w:rPr>
+            </w:pPr>
+          </w:p>
+        </w:tc>
+      </w:tr>
+      <w:tr>
+        <w:tc>
+          <w:tcPr>
+            <w:tcW w:w="1276" w:type="dxa"/>
+          </w:tcPr>
+          <w:p>
+            <w:pPr>
+              <w:pStyle w:val="Standard2"/>
+              <w:ind w:left="0"/>
+              <w:rPr>
+                <w:lang w:val="en-US"/>
+              </w:rPr>
+            </w:pPr>
+            <w:r>
+              <w:rPr>
+                <w:lang w:val="en-US"/>
+              </w:rPr>
+              <w:t>Aufgabe 2:</w:t>
+            </w:r>
+          </w:p>
+        </w:tc>
+        <w:tc>
+          <w:tcPr>
+            <w:tcW w:w="1226" w:type="dxa"/>
+          </w:tcPr>
+          <w:p>
+            <w:pPr>
+              <w:pStyle w:val="Standard2"/>
+              <w:ind w:left="0"/>
+              <w:rPr>
+                <w:lang w:val="en-US"/>
+              </w:rPr>
+            </w:pPr>
+          </w:p>
+        </w:tc>
+        <w:tc>
+          <w:tcPr>
+            <w:tcW w:w="1226" w:type="dxa"/>
+          </w:tcPr>
+          <w:p>
+            <w:pPr>
+              <w:pStyle w:val="Standard2"/>
+              <w:ind w:left="0"/>
+              <w:rPr>
+                <w:lang w:val="en-US"/>
+              </w:rPr>
+            </w:pPr>
+          </w:p>
+        </w:tc>
+        <w:tc>
+          <w:tcPr>
+            <w:tcW w:w="1226" w:type="dxa"/>
+          </w:tcPr>
+          <w:p>
+            <w:pPr>
+              <w:pStyle w:val="Standard2"/>
+              <w:ind w:left="0"/>
+              <w:rPr>
+                <w:lang w:val="en-US"/>
+              </w:rPr>
+            </w:pPr>
+          </w:p>
+        </w:tc>
+        <w:tc>
+          <w:tcPr>
+            <w:tcW w:w="1227" w:type="dxa"/>
+          </w:tcPr>
+          <w:p>
+            <w:pPr>
+              <w:pStyle w:val="Standard2"/>
+              <w:ind w:left="0"/>
+              <w:rPr>
+                <w:lang w:val="en-US"/>
+              </w:rPr>
+            </w:pPr>
+          </w:p>
+        </w:tc>
+        <w:tc>
+          <w:tcPr>
+            <w:tcW w:w="1227" w:type="dxa"/>
+          </w:tcPr>
+          <w:p>
+            <w:pPr>
+              <w:pStyle w:val="Standard2"/>
+              <w:ind w:left="0"/>
+              <w:rPr>
+                <w:lang w:val="en-US"/>
+              </w:rPr>
+            </w:pPr>
+          </w:p>
+        </w:tc>
+        <w:tc>
+          <w:tcPr>
+            <w:tcW w:w="1227" w:type="dxa"/>
+          </w:tcPr>
+          <w:p>
+            <w:pPr>
+              <w:pStyle w:val="Standard2"/>
+              <w:ind w:left="0"/>
+              <w:rPr>
+                <w:lang w:val="en-US"/>
+              </w:rPr>
+            </w:pPr>
+          </w:p>
+        </w:tc>
+      </w:tr>
+      <w:tr>
+        <w:tc>
+          <w:tcPr>
+            <w:tcW w:w="1276" w:type="dxa"/>
+          </w:tcPr>
+          <w:p>
+            <w:pPr>
+              <w:pStyle w:val="Standard2"/>
+              <w:ind w:left="0"/>
+              <w:rPr>
+                <w:lang w:val="en-US"/>
+              </w:rPr>
+            </w:pPr>
+            <w:r>
+              <w:rPr>
+                <w:lang w:val="en-US"/>
+              </w:rPr>
+              <w:t>Aufgabe 3:</w:t>
+            </w:r>
+          </w:p>
+        </w:tc>
+        <w:tc>
+          <w:tcPr>
+            <w:tcW w:w="1226" w:type="dxa"/>
+          </w:tcPr>
+          <w:p>
+            <w:pPr>
+              <w:pStyle w:val="Standard2"/>
+              <w:ind w:left="0"/>
+              <w:rPr>
+                <w:lang w:val="en-US"/>
+              </w:rPr>
+            </w:pPr>
+          </w:p>
+        </w:tc>
+        <w:tc>
+          <w:tcPr>
+            <w:tcW w:w="1226" w:type="dxa"/>
+          </w:tcPr>
+          <w:p>
+            <w:pPr>
+              <w:pStyle w:val="Standard2"/>
+              <w:ind w:left="0"/>
+              <w:rPr>
+                <w:lang w:val="en-US"/>
+              </w:rPr>
+            </w:pPr>
+          </w:p>
+        </w:tc>
+        <w:tc>
+          <w:tcPr>
+            <w:tcW w:w="1226" w:type="dxa"/>
+          </w:tcPr>
+          <w:p>
+            <w:pPr>
+              <w:pStyle w:val="Standard2"/>
+              <w:ind w:left="0"/>
+              <w:rPr>
+                <w:lang w:val="en-US"/>
+              </w:rPr>
+            </w:pPr>
+          </w:p>
+        </w:tc>
+        <w:tc>
+          <w:tcPr>
+            <w:tcW w:w="1227" w:type="dxa"/>
+          </w:tcPr>
+          <w:p>
+            <w:pPr>
+              <w:pStyle w:val="Standard2"/>
+              <w:ind w:left="0"/>
+              <w:rPr>
+                <w:lang w:val="en-US"/>
+              </w:rPr>
+            </w:pPr>
+          </w:p>
+        </w:tc>
+        <w:tc>
+          <w:tcPr>
+            <w:tcW w:w="1227" w:type="dxa"/>
+          </w:tcPr>
+          <w:p>
+            <w:pPr>
+              <w:pStyle w:val="Standard2"/>
+              <w:ind w:left="0"/>
+              <w:rPr>
+                <w:lang w:val="en-US"/>
+              </w:rPr>
+            </w:pPr>
+          </w:p>
+        </w:tc>
+        <w:tc>
+          <w:tcPr>
+            <w:tcW w:w="1227" w:type="dxa"/>
+          </w:tcPr>
+          <w:p>
+            <w:pPr>
+              <w:pStyle w:val="Standard2"/>
+              <w:ind w:left="0"/>
+              <w:rPr>
+                <w:lang w:val="en-US"/>
+              </w:rPr>
+            </w:pPr>
+          </w:p>
+        </w:tc>
+      </w:tr>
+    </w:tbl>
     <w:p>
       <w:pPr>
         <w:pStyle w:val="Standard2"/>
@@ -1821,6 +3369,7 @@
           <w:r>
             <w:rPr>
               <w:noProof/>
+              <w:lang w:val="de-AT" w:eastAsia="de-AT"/>
             </w:rPr>
             <w:drawing>
               <wp:inline distT="0" distB="0" distL="0" distR="0">
